--- a/WebTechnology/color.docx
+++ b/WebTechnology/color.docx
@@ -756,16 +756,16 @@
     <w:p>
       <w:r>
         <w:drawing>
-          <wp:anchor distT="0" distB="0" distL="114300" distR="114300" simplePos="0" relativeHeight="251669504" behindDoc="0" locked="0" layoutInCell="1" allowOverlap="1" wp14:anchorId="48FDD54A" wp14:editId="026B86B4">
+          <wp:anchor distT="0" distB="0" distL="114300" distR="114300" simplePos="0" relativeHeight="251669504" behindDoc="0" locked="0" layoutInCell="1" allowOverlap="1" wp14:anchorId="48FDD54A" wp14:editId="2529451C">
             <wp:simplePos x="0" y="0"/>
             <wp:positionH relativeFrom="column">
-              <wp:posOffset>-116205</wp:posOffset>
+              <wp:posOffset>-114428</wp:posOffset>
             </wp:positionH>
             <wp:positionV relativeFrom="paragraph">
               <wp:posOffset>119380</wp:posOffset>
             </wp:positionV>
-            <wp:extent cx="4699635" cy="3901440"/>
-            <wp:effectExtent l="0" t="0" r="5715" b="3810"/>
+            <wp:extent cx="3467100" cy="2878241"/>
+            <wp:effectExtent l="0" t="0" r="0" b="0"/>
             <wp:wrapNone/>
             <wp:docPr id="1556816370" name="Picture 1"/>
             <wp:cNvGraphicFramePr>
@@ -793,7 +793,7 @@
                   <pic:spPr>
                     <a:xfrm>
                       <a:off x="0" y="0"/>
-                      <a:ext cx="4699635" cy="3901440"/>
+                      <a:ext cx="3467100" cy="2878241"/>
                     </a:xfrm>
                     <a:prstGeom prst="rect">
                       <a:avLst/>
@@ -802,6 +802,12 @@
                 </pic:pic>
               </a:graphicData>
             </a:graphic>
+            <wp14:sizeRelH relativeFrom="margin">
+              <wp14:pctWidth>0</wp14:pctWidth>
+            </wp14:sizeRelH>
+            <wp14:sizeRelV relativeFrom="margin">
+              <wp14:pctHeight>0</wp14:pctHeight>
+            </wp14:sizeRelV>
           </wp:anchor>
         </w:drawing>
       </w:r>
@@ -813,6 +819,247 @@
       <w:pPr>
         <w:jc w:val="center"/>
       </w:pPr>
+    </w:p>
+    <w:p>
+      <w:pPr>
+        <w:tabs>
+          <w:tab w:val="left" w:pos="8664"/>
+        </w:tabs>
+      </w:pPr>
+      <w:r>
+        <w:tab/>
+      </w:r>
+    </w:p>
+    <w:p>
+      <w:r>
+        <w:br w:type="page"/>
+      </w:r>
+    </w:p>
+    <w:p>
+      <w:pPr>
+        <w:tabs>
+          <w:tab w:val="left" w:pos="8664"/>
+        </w:tabs>
+      </w:pPr>
+      <w:r>
+        <w:lastRenderedPageBreak/>
+        <w:drawing>
+          <wp:anchor distT="0" distB="0" distL="114300" distR="114300" simplePos="0" relativeHeight="251670528" behindDoc="0" locked="0" layoutInCell="1" allowOverlap="1" wp14:anchorId="2D4C2A86" wp14:editId="366E4F87">
+            <wp:simplePos x="0" y="0"/>
+            <wp:positionH relativeFrom="column">
+              <wp:posOffset>-161290</wp:posOffset>
+            </wp:positionH>
+            <wp:positionV relativeFrom="paragraph">
+              <wp:posOffset>-153670</wp:posOffset>
+            </wp:positionV>
+            <wp:extent cx="3177540" cy="3401136"/>
+            <wp:effectExtent l="0" t="0" r="3810" b="8890"/>
+            <wp:wrapNone/>
+            <wp:docPr id="330966928" name="Picture 1"/>
+            <wp:cNvGraphicFramePr>
+              <a:graphicFrameLocks xmlns:a="http://schemas.openxmlformats.org/drawingml/2006/main" noChangeAspect="1"/>
+            </wp:cNvGraphicFramePr>
+            <a:graphic xmlns:a="http://schemas.openxmlformats.org/drawingml/2006/main">
+              <a:graphicData uri="http://schemas.openxmlformats.org/drawingml/2006/picture">
+                <pic:pic xmlns:pic="http://schemas.openxmlformats.org/drawingml/2006/picture">
+                  <pic:nvPicPr>
+                    <pic:cNvPr id="330966928" name=""/>
+                    <pic:cNvPicPr/>
+                  </pic:nvPicPr>
+                  <pic:blipFill>
+                    <a:blip r:embed="rId17" cstate="print">
+                      <a:extLst>
+                        <a:ext uri="{28A0092B-C50C-407E-A947-70E740481C1C}">
+                          <a14:useLocalDpi xmlns:a14="http://schemas.microsoft.com/office/drawing/2010/main" val="0"/>
+                        </a:ext>
+                      </a:extLst>
+                    </a:blip>
+                    <a:stretch>
+                      <a:fillRect/>
+                    </a:stretch>
+                  </pic:blipFill>
+                  <pic:spPr>
+                    <a:xfrm>
+                      <a:off x="0" y="0"/>
+                      <a:ext cx="3177540" cy="3401136"/>
+                    </a:xfrm>
+                    <a:prstGeom prst="rect">
+                      <a:avLst/>
+                    </a:prstGeom>
+                  </pic:spPr>
+                </pic:pic>
+              </a:graphicData>
+            </a:graphic>
+            <wp14:sizeRelH relativeFrom="margin">
+              <wp14:pctWidth>0</wp14:pctWidth>
+            </wp14:sizeRelH>
+            <wp14:sizeRelV relativeFrom="margin">
+              <wp14:pctHeight>0</wp14:pctHeight>
+            </wp14:sizeRelV>
+          </wp:anchor>
+        </w:drawing>
+      </w:r>
+    </w:p>
+    <w:p/>
+    <w:p/>
+    <w:p/>
+    <w:p/>
+    <w:p/>
+    <w:p/>
+    <w:p/>
+    <w:p/>
+    <w:p/>
+    <w:p/>
+    <w:p>
+      <w:r>
+        <w:drawing>
+          <wp:anchor distT="0" distB="0" distL="114300" distR="114300" simplePos="0" relativeHeight="251671552" behindDoc="0" locked="0" layoutInCell="1" allowOverlap="1" wp14:anchorId="11A6C993" wp14:editId="12F0AECB">
+            <wp:simplePos x="0" y="0"/>
+            <wp:positionH relativeFrom="column">
+              <wp:posOffset>-161925</wp:posOffset>
+            </wp:positionH>
+            <wp:positionV relativeFrom="paragraph">
+              <wp:posOffset>224155</wp:posOffset>
+            </wp:positionV>
+            <wp:extent cx="3244783" cy="2971800"/>
+            <wp:effectExtent l="0" t="0" r="0" b="0"/>
+            <wp:wrapNone/>
+            <wp:docPr id="313948690" name="Picture 1"/>
+            <wp:cNvGraphicFramePr>
+              <a:graphicFrameLocks xmlns:a="http://schemas.openxmlformats.org/drawingml/2006/main" noChangeAspect="1"/>
+            </wp:cNvGraphicFramePr>
+            <a:graphic xmlns:a="http://schemas.openxmlformats.org/drawingml/2006/main">
+              <a:graphicData uri="http://schemas.openxmlformats.org/drawingml/2006/picture">
+                <pic:pic xmlns:pic="http://schemas.openxmlformats.org/drawingml/2006/picture">
+                  <pic:nvPicPr>
+                    <pic:cNvPr id="313948690" name=""/>
+                    <pic:cNvPicPr/>
+                  </pic:nvPicPr>
+                  <pic:blipFill>
+                    <a:blip r:embed="rId18" cstate="print">
+                      <a:extLst>
+                        <a:ext uri="{28A0092B-C50C-407E-A947-70E740481C1C}">
+                          <a14:useLocalDpi xmlns:a14="http://schemas.microsoft.com/office/drawing/2010/main" val="0"/>
+                        </a:ext>
+                      </a:extLst>
+                    </a:blip>
+                    <a:stretch>
+                      <a:fillRect/>
+                    </a:stretch>
+                  </pic:blipFill>
+                  <pic:spPr>
+                    <a:xfrm>
+                      <a:off x="0" y="0"/>
+                      <a:ext cx="3252911" cy="2979245"/>
+                    </a:xfrm>
+                    <a:prstGeom prst="rect">
+                      <a:avLst/>
+                    </a:prstGeom>
+                  </pic:spPr>
+                </pic:pic>
+              </a:graphicData>
+            </a:graphic>
+            <wp14:sizeRelH relativeFrom="margin">
+              <wp14:pctWidth>0</wp14:pctWidth>
+            </wp14:sizeRelH>
+            <wp14:sizeRelV relativeFrom="margin">
+              <wp14:pctHeight>0</wp14:pctHeight>
+            </wp14:sizeRelV>
+          </wp:anchor>
+        </w:drawing>
+      </w:r>
+    </w:p>
+    <w:p/>
+    <w:p>
+      <w:pPr>
+        <w:tabs>
+          <w:tab w:val="left" w:pos="7224"/>
+        </w:tabs>
+      </w:pPr>
+      <w:r>
+        <w:tab/>
+      </w:r>
+    </w:p>
+    <w:p/>
+    <w:p/>
+    <w:p/>
+    <w:p/>
+    <w:p/>
+    <w:p/>
+    <w:p/>
+    <w:p/>
+    <w:p>
+      <w:r>
+        <w:drawing>
+          <wp:anchor distT="0" distB="0" distL="114300" distR="114300" simplePos="0" relativeHeight="251672576" behindDoc="0" locked="0" layoutInCell="1" allowOverlap="1" wp14:anchorId="7A02D3BA" wp14:editId="56D42354">
+            <wp:simplePos x="0" y="0"/>
+            <wp:positionH relativeFrom="column">
+              <wp:posOffset>-161925</wp:posOffset>
+            </wp:positionH>
+            <wp:positionV relativeFrom="paragraph">
+              <wp:posOffset>137795</wp:posOffset>
+            </wp:positionV>
+            <wp:extent cx="4511040" cy="1747520"/>
+            <wp:effectExtent l="0" t="0" r="3810" b="5080"/>
+            <wp:wrapNone/>
+            <wp:docPr id="748524632" name="Picture 1"/>
+            <wp:cNvGraphicFramePr>
+              <a:graphicFrameLocks xmlns:a="http://schemas.openxmlformats.org/drawingml/2006/main" noChangeAspect="1"/>
+            </wp:cNvGraphicFramePr>
+            <a:graphic xmlns:a="http://schemas.openxmlformats.org/drawingml/2006/main">
+              <a:graphicData uri="http://schemas.openxmlformats.org/drawingml/2006/picture">
+                <pic:pic xmlns:pic="http://schemas.openxmlformats.org/drawingml/2006/picture">
+                  <pic:nvPicPr>
+                    <pic:cNvPr id="748524632" name=""/>
+                    <pic:cNvPicPr/>
+                  </pic:nvPicPr>
+                  <pic:blipFill>
+                    <a:blip r:embed="rId19">
+                      <a:extLst>
+                        <a:ext uri="{28A0092B-C50C-407E-A947-70E740481C1C}">
+                          <a14:useLocalDpi xmlns:a14="http://schemas.microsoft.com/office/drawing/2010/main" val="0"/>
+                        </a:ext>
+                      </a:extLst>
+                    </a:blip>
+                    <a:stretch>
+                      <a:fillRect/>
+                    </a:stretch>
+                  </pic:blipFill>
+                  <pic:spPr>
+                    <a:xfrm>
+                      <a:off x="0" y="0"/>
+                      <a:ext cx="4511040" cy="1747520"/>
+                    </a:xfrm>
+                    <a:prstGeom prst="rect">
+                      <a:avLst/>
+                    </a:prstGeom>
+                  </pic:spPr>
+                </pic:pic>
+              </a:graphicData>
+            </a:graphic>
+            <wp14:sizeRelH relativeFrom="margin">
+              <wp14:pctWidth>0</wp14:pctWidth>
+            </wp14:sizeRelH>
+            <wp14:sizeRelV relativeFrom="margin">
+              <wp14:pctHeight>0</wp14:pctHeight>
+            </wp14:sizeRelV>
+          </wp:anchor>
+        </w:drawing>
+      </w:r>
+    </w:p>
+    <w:p/>
+    <w:p/>
+    <w:p/>
+    <w:p/>
+    <w:p>
+      <w:pPr>
+        <w:tabs>
+          <w:tab w:val="left" w:pos="2676"/>
+        </w:tabs>
+      </w:pPr>
+      <w:r>
+        <w:tab/>
+      </w:r>
     </w:p>
     <w:sectPr>
       <w:pgSz w:w="11906" w:h="16838"/>
